--- a/System-Revision-May-1.docx
+++ b/System-Revision-May-1.docx
@@ -21,79 +21,6 @@
         <w:t>System Revision</w:t>
       </w:r>
     </w:p>
-    <w:p/>
-    <w:p>
-      <w:r>
-        <w:rPr>
-          <w:noProof/>
-        </w:rPr>
-        <w:drawing>
-          <wp:inline distT="0" distB="0" distL="0" distR="0" wp14:anchorId="4761821F" wp14:editId="02C9BF06">
-            <wp:extent cx="5266690" cy="3068955"/>
-            <wp:effectExtent l="0" t="0" r="6350" b="9525"/>
-            <wp:docPr id="1031" name="Picture 6"/>
-            <wp:cNvGraphicFramePr>
-              <a:graphicFrameLocks xmlns:a="http://schemas.openxmlformats.org/drawingml/2006/main"/>
-            </wp:cNvGraphicFramePr>
-            <a:graphic xmlns:a="http://schemas.openxmlformats.org/drawingml/2006/main">
-              <a:graphicData uri="http://schemas.openxmlformats.org/drawingml/2006/picture">
-                <pic:pic xmlns:pic="http://schemas.openxmlformats.org/drawingml/2006/picture">
-                  <pic:nvPicPr>
-                    <pic:cNvPr id="5" name="Picture 6"/>
-                    <pic:cNvPicPr/>
-                  </pic:nvPicPr>
-                  <pic:blipFill>
-                    <a:blip r:embed="rId6" cstate="print"/>
-                    <a:srcRect/>
-                    <a:stretch/>
-                  </pic:blipFill>
-                  <pic:spPr>
-                    <a:xfrm>
-                      <a:off x="0" y="0"/>
-                      <a:ext cx="5266690" cy="3068955"/>
-                    </a:xfrm>
-                    <a:prstGeom prst="rect">
-                      <a:avLst/>
-                    </a:prstGeom>
-                    <a:ln>
-                      <a:noFill/>
-                    </a:ln>
-                  </pic:spPr>
-                </pic:pic>
-              </a:graphicData>
-            </a:graphic>
-          </wp:inline>
-        </w:drawing>
-      </w:r>
-    </w:p>
-    <w:p>
-      <w:r>
-        <w:t xml:space="preserve">Must </w:t>
-      </w:r>
-      <w:r>
-        <w:t>start up</w:t>
-      </w:r>
-      <w:r>
-        <w:t xml:space="preserve"> when the patient first login on their account.</w:t>
-      </w:r>
-    </w:p>
-    <w:p>
-      <w:r>
-        <w:t xml:space="preserve">The information, question, answers to be input must like a </w:t>
-      </w:r>
-      <w:r>
-        <w:t>duplicated</w:t>
-      </w:r>
-      <w:r>
-        <w:t xml:space="preserve"> from reference.</w:t>
-      </w:r>
-    </w:p>
-    <w:p>
-      <w:r>
-        <w:t>booking</w:t>
-      </w:r>
-    </w:p>
-    <w:p/>
     <w:p/>
     <w:p>
       <w:r>
@@ -121,7 +48,7 @@
                     <pic:cNvPicPr/>
                   </pic:nvPicPr>
                   <pic:blipFill>
-                    <a:blip r:embed="rId7" cstate="print"/>
+                    <a:blip r:embed="rId6" cstate="print"/>
                     <a:srcRect/>
                     <a:stretch/>
                   </pic:blipFill>
@@ -166,7 +93,6 @@
         <w:rPr>
           <w:noProof/>
         </w:rPr>
-        <w:lastRenderedPageBreak/>
         <w:drawing>
           <wp:inline distT="0" distB="0" distL="0" distR="0" wp14:anchorId="33A94E1B" wp14:editId="012641CC">
             <wp:extent cx="5262245" cy="2294890"/>
@@ -183,7 +109,7 @@
                     <pic:cNvPicPr/>
                   </pic:nvPicPr>
                   <pic:blipFill>
-                    <a:blip r:embed="rId8" cstate="print"/>
+                    <a:blip r:embed="rId7" cstate="print"/>
                     <a:srcRect/>
                     <a:stretch/>
                   </pic:blipFill>
@@ -219,15 +145,7 @@
         <w:t>redirects</w:t>
       </w:r>
       <w:r>
-        <w:t xml:space="preserve"> </w:t>
-      </w:r>
-      <w:proofErr w:type="gramStart"/>
-      <w:r>
-        <w:t>to</w:t>
-      </w:r>
-      <w:proofErr w:type="gramEnd"/>
-      <w:r>
-        <w:t xml:space="preserve"> dental chart first for dentist. (</w:t>
+        <w:t xml:space="preserve"> to dental chart first for dentist. (</w:t>
       </w:r>
       <w:r>
         <w:t>Dental</w:t>
@@ -281,7 +199,7 @@
                     <pic:cNvPicPr/>
                   </pic:nvPicPr>
                   <pic:blipFill>
-                    <a:blip r:embed="rId9" cstate="print"/>
+                    <a:blip r:embed="rId8" cstate="print"/>
                     <a:srcRect/>
                     <a:stretch/>
                   </pic:blipFill>
@@ -306,6 +224,7 @@
     </w:p>
     <w:p>
       <w:r>
+        <w:lastRenderedPageBreak/>
         <w:t>Add POS in between RX and treatment record.</w:t>
       </w:r>
     </w:p>
@@ -330,7 +249,7 @@
                     <pic:cNvPicPr/>
                   </pic:nvPicPr>
                   <pic:blipFill>
-                    <a:blip r:embed="rId10" cstate="print"/>
+                    <a:blip r:embed="rId9" cstate="print"/>
                     <a:srcRect/>
                     <a:stretch/>
                   </pic:blipFill>
@@ -361,15 +280,7 @@
         <w:t>is</w:t>
       </w:r>
       <w:r>
-        <w:t xml:space="preserve"> included </w:t>
-      </w:r>
-      <w:proofErr w:type="gramStart"/>
-      <w:r>
-        <w:t>on treatment</w:t>
-      </w:r>
-      <w:proofErr w:type="gramEnd"/>
-      <w:r>
-        <w:t xml:space="preserve"> record.</w:t>
+        <w:t xml:space="preserve"> included on treatment record.</w:t>
       </w:r>
     </w:p>
     <w:p>
@@ -383,7 +294,6 @@
         <w:rPr>
           <w:noProof/>
         </w:rPr>
-        <w:lastRenderedPageBreak/>
         <w:drawing>
           <wp:inline distT="0" distB="0" distL="0" distR="0" wp14:anchorId="0A8A3FD0" wp14:editId="74BED2BF">
             <wp:extent cx="5269865" cy="2297430"/>
@@ -400,7 +310,7 @@
                     <pic:cNvPicPr/>
                   </pic:nvPicPr>
                   <pic:blipFill>
-                    <a:blip r:embed="rId11" cstate="print"/>
+                    <a:blip r:embed="rId10" cstate="print"/>
                     <a:srcRect/>
                     <a:stretch/>
                   </pic:blipFill>
@@ -455,7 +365,7 @@
                     <pic:cNvPicPr/>
                   </pic:nvPicPr>
                   <pic:blipFill>
-                    <a:blip r:embed="rId12" cstate="print"/>
+                    <a:blip r:embed="rId11" cstate="print"/>
                     <a:srcRect/>
                     <a:stretch/>
                   </pic:blipFill>
@@ -495,6 +405,7 @@
         <w:rPr>
           <w:noProof/>
         </w:rPr>
+        <w:lastRenderedPageBreak/>
         <w:drawing>
           <wp:inline distT="0" distB="0" distL="0" distR="0" wp14:anchorId="6B3992E1" wp14:editId="1AC4C40B">
             <wp:extent cx="3155315" cy="2206625"/>
@@ -511,7 +422,7 @@
                     <pic:cNvPicPr/>
                   </pic:nvPicPr>
                   <pic:blipFill>
-                    <a:blip r:embed="rId13" cstate="print"/>
+                    <a:blip r:embed="rId12" cstate="print"/>
                     <a:srcRect/>
                     <a:stretch/>
                   </pic:blipFill>
@@ -536,7 +447,6 @@
     </w:p>
     <w:p>
       <w:r>
-        <w:lastRenderedPageBreak/>
         <w:t>Add amount gave and change.</w:t>
       </w:r>
     </w:p>
@@ -563,7 +473,7 @@
                     <pic:cNvPicPr/>
                   </pic:nvPicPr>
                   <pic:blipFill>
-                    <a:blip r:embed="rId14" cstate="print"/>
+                    <a:blip r:embed="rId13" cstate="print"/>
                     <a:srcRect/>
                     <a:stretch/>
                   </pic:blipFill>
@@ -614,7 +524,7 @@
                     <pic:cNvPicPr/>
                   </pic:nvPicPr>
                   <pic:blipFill>
-                    <a:blip r:embed="rId15" cstate="print"/>
+                    <a:blip r:embed="rId14" cstate="print"/>
                     <a:srcRect/>
                     <a:stretch/>
                   </pic:blipFill>
@@ -655,6 +565,7 @@
         <w:rPr>
           <w:noProof/>
         </w:rPr>
+        <w:lastRenderedPageBreak/>
         <w:drawing>
           <wp:inline distT="0" distB="0" distL="0" distR="0" wp14:anchorId="188EA5DF" wp14:editId="337E1003">
             <wp:extent cx="5267960" cy="3756659"/>
@@ -671,7 +582,7 @@
                     <pic:cNvPicPr/>
                   </pic:nvPicPr>
                   <pic:blipFill>
-                    <a:blip r:embed="rId16" cstate="print"/>
+                    <a:blip r:embed="rId15" cstate="print"/>
                     <a:srcRect/>
                     <a:stretch/>
                   </pic:blipFill>
@@ -704,7 +615,6 @@
         <w:rPr>
           <w:noProof/>
         </w:rPr>
-        <w:lastRenderedPageBreak/>
         <w:drawing>
           <wp:anchor distT="0" distB="0" distL="114300" distR="114300" simplePos="0" relativeHeight="251659264" behindDoc="1" locked="0" layoutInCell="1" allowOverlap="1" wp14:anchorId="65F572C1" wp14:editId="72B451E5">
             <wp:simplePos x="0" y="0"/>
@@ -739,7 +649,7 @@
                     </pic:cNvPicPr>
                   </pic:nvPicPr>
                   <pic:blipFill>
-                    <a:blip r:embed="rId17">
+                    <a:blip r:embed="rId16">
                       <a:extLst>
                         <a:ext uri="{28A0092B-C50C-407E-A947-70E740481C1C}">
                           <a14:useLocalDpi xmlns:a14="http://schemas.microsoft.com/office/drawing/2010/main" val="0"/>
@@ -814,7 +724,7 @@
                     </pic:cNvPicPr>
                   </pic:nvPicPr>
                   <pic:blipFill>
-                    <a:blip r:embed="rId18" cstate="print">
+                    <a:blip r:embed="rId17" cstate="print">
                       <a:extLst>
                         <a:ext uri="{28A0092B-C50C-407E-A947-70E740481C1C}">
                           <a14:useLocalDpi xmlns:a14="http://schemas.microsoft.com/office/drawing/2010/main" val="0"/>
@@ -900,6 +810,7 @@
         <w:rPr>
           <w:noProof/>
         </w:rPr>
+        <w:lastRenderedPageBreak/>
         <w:drawing>
           <wp:inline distT="0" distB="0" distL="0" distR="0" wp14:anchorId="06391F2E" wp14:editId="586DE440">
             <wp:extent cx="5268595" cy="3775075"/>
@@ -916,7 +827,7 @@
                     <pic:cNvPicPr/>
                   </pic:nvPicPr>
                   <pic:blipFill>
-                    <a:blip r:embed="rId19" cstate="print"/>
+                    <a:blip r:embed="rId18" cstate="print"/>
                     <a:srcRect/>
                     <a:stretch/>
                   </pic:blipFill>
@@ -992,6 +903,7 @@
         <w:rPr>
           <w:noProof/>
         </w:rPr>
+        <w:lastRenderedPageBreak/>
         <w:drawing>
           <wp:inline distT="0" distB="0" distL="0" distR="0" wp14:anchorId="1AE5B0BF" wp14:editId="6175F745">
             <wp:extent cx="5274310" cy="2834640"/>
@@ -1005,6 +917,52 @@
                 <pic:pic xmlns:pic="http://schemas.openxmlformats.org/drawingml/2006/picture">
                   <pic:nvPicPr>
                     <pic:cNvPr id="127538292" name="Picture 127538292"/>
+                    <pic:cNvPicPr/>
+                  </pic:nvPicPr>
+                  <pic:blipFill>
+                    <a:blip r:embed="rId19" cstate="print">
+                      <a:extLst>
+                        <a:ext uri="{28A0092B-C50C-407E-A947-70E740481C1C}">
+                          <a14:useLocalDpi xmlns:a14="http://schemas.microsoft.com/office/drawing/2010/main" val="0"/>
+                        </a:ext>
+                      </a:extLst>
+                    </a:blip>
+                    <a:stretch>
+                      <a:fillRect/>
+                    </a:stretch>
+                  </pic:blipFill>
+                  <pic:spPr>
+                    <a:xfrm>
+                      <a:off x="0" y="0"/>
+                      <a:ext cx="5274310" cy="2834640"/>
+                    </a:xfrm>
+                    <a:prstGeom prst="rect">
+                      <a:avLst/>
+                    </a:prstGeom>
+                  </pic:spPr>
+                </pic:pic>
+              </a:graphicData>
+            </a:graphic>
+          </wp:inline>
+        </w:drawing>
+      </w:r>
+      <w:r>
+        <w:rPr>
+          <w:noProof/>
+        </w:rPr>
+        <w:drawing>
+          <wp:inline distT="0" distB="0" distL="0" distR="0" wp14:anchorId="2F387560" wp14:editId="1BF0017E">
+            <wp:extent cx="5274310" cy="2834640"/>
+            <wp:effectExtent l="0" t="0" r="2540" b="3810"/>
+            <wp:docPr id="199784652" name="Picture 4"/>
+            <wp:cNvGraphicFramePr>
+              <a:graphicFrameLocks xmlns:a="http://schemas.openxmlformats.org/drawingml/2006/main" noChangeAspect="1"/>
+            </wp:cNvGraphicFramePr>
+            <a:graphic xmlns:a="http://schemas.openxmlformats.org/drawingml/2006/main">
+              <a:graphicData uri="http://schemas.openxmlformats.org/drawingml/2006/picture">
+                <pic:pic xmlns:pic="http://schemas.openxmlformats.org/drawingml/2006/picture">
+                  <pic:nvPicPr>
+                    <pic:cNvPr id="199784652" name="Picture 199784652"/>
                     <pic:cNvPicPr/>
                   </pic:nvPicPr>
                   <pic:blipFill>
@@ -1034,15 +992,40 @@
           </wp:inline>
         </w:drawing>
       </w:r>
+    </w:p>
+    <w:p/>
+    <w:p>
+      <w:r>
+        <w:t xml:space="preserve">Patient information, dental chart, treatment label (no </w:t>
+      </w:r>
+      <w:r>
+        <w:t xml:space="preserve">show of </w:t>
+      </w:r>
+      <w:r>
+        <w:t>data)</w:t>
+      </w:r>
+    </w:p>
+    <w:p>
+      <w:r>
+        <w:t>Make patient information appear on the first login consent revision</w:t>
+      </w:r>
+    </w:p>
+    <w:p>
+      <w:r>
+        <w:t>Kapag newly created account ng patient, walang laman ang Patient Info at hindi ang kanyang Dental Chart</w:t>
+      </w:r>
+    </w:p>
+    <w:p>
       <w:r>
         <w:rPr>
           <w:noProof/>
         </w:rPr>
+        <w:lastRenderedPageBreak/>
         <w:drawing>
-          <wp:inline distT="0" distB="0" distL="0" distR="0" wp14:anchorId="2F387560" wp14:editId="1BF0017E">
+          <wp:inline distT="0" distB="0" distL="0" distR="0" wp14:anchorId="4BB68DCF" wp14:editId="4A5AE42A">
             <wp:extent cx="5274310" cy="2834640"/>
             <wp:effectExtent l="0" t="0" r="2540" b="3810"/>
-            <wp:docPr id="199784652" name="Picture 4"/>
+            <wp:docPr id="1692746241" name="Picture 5"/>
             <wp:cNvGraphicFramePr>
               <a:graphicFrameLocks xmlns:a="http://schemas.openxmlformats.org/drawingml/2006/main" noChangeAspect="1"/>
             </wp:cNvGraphicFramePr>
@@ -1050,7 +1033,7 @@
               <a:graphicData uri="http://schemas.openxmlformats.org/drawingml/2006/picture">
                 <pic:pic xmlns:pic="http://schemas.openxmlformats.org/drawingml/2006/picture">
                   <pic:nvPicPr>
-                    <pic:cNvPr id="199784652" name="Picture 199784652"/>
+                    <pic:cNvPr id="1692746241" name="Picture 1692746241"/>
                     <pic:cNvPicPr/>
                   </pic:nvPicPr>
                   <pic:blipFill>
@@ -1084,77 +1067,6 @@
     <w:p/>
     <w:p>
       <w:r>
-        <w:t xml:space="preserve">Patient information, dental chart, treatment label (no </w:t>
-      </w:r>
-      <w:r>
-        <w:t xml:space="preserve">show of </w:t>
-      </w:r>
-      <w:r>
-        <w:t>data)</w:t>
-      </w:r>
-    </w:p>
-    <w:p>
-      <w:r>
-        <w:t>Make patient information appear on the first login consent revision</w:t>
-      </w:r>
-    </w:p>
-    <w:p>
-      <w:r>
-        <w:t>Kapag newly created account ng patient, walang laman ang Patient Info at hindi ang kanyang Dental Chart</w:t>
-      </w:r>
-    </w:p>
-    <w:p>
-      <w:r>
-        <w:rPr>
-          <w:noProof/>
-        </w:rPr>
-        <w:lastRenderedPageBreak/>
-        <w:drawing>
-          <wp:inline distT="0" distB="0" distL="0" distR="0" wp14:anchorId="4BB68DCF" wp14:editId="4A5AE42A">
-            <wp:extent cx="5274310" cy="2834640"/>
-            <wp:effectExtent l="0" t="0" r="2540" b="3810"/>
-            <wp:docPr id="1692746241" name="Picture 5"/>
-            <wp:cNvGraphicFramePr>
-              <a:graphicFrameLocks xmlns:a="http://schemas.openxmlformats.org/drawingml/2006/main" noChangeAspect="1"/>
-            </wp:cNvGraphicFramePr>
-            <a:graphic xmlns:a="http://schemas.openxmlformats.org/drawingml/2006/main">
-              <a:graphicData uri="http://schemas.openxmlformats.org/drawingml/2006/picture">
-                <pic:pic xmlns:pic="http://schemas.openxmlformats.org/drawingml/2006/picture">
-                  <pic:nvPicPr>
-                    <pic:cNvPr id="1692746241" name="Picture 1692746241"/>
-                    <pic:cNvPicPr/>
-                  </pic:nvPicPr>
-                  <pic:blipFill>
-                    <a:blip r:embed="rId22" cstate="print">
-                      <a:extLst>
-                        <a:ext uri="{28A0092B-C50C-407E-A947-70E740481C1C}">
-                          <a14:useLocalDpi xmlns:a14="http://schemas.microsoft.com/office/drawing/2010/main" val="0"/>
-                        </a:ext>
-                      </a:extLst>
-                    </a:blip>
-                    <a:stretch>
-                      <a:fillRect/>
-                    </a:stretch>
-                  </pic:blipFill>
-                  <pic:spPr>
-                    <a:xfrm>
-                      <a:off x="0" y="0"/>
-                      <a:ext cx="5274310" cy="2834640"/>
-                    </a:xfrm>
-                    <a:prstGeom prst="rect">
-                      <a:avLst/>
-                    </a:prstGeom>
-                  </pic:spPr>
-                </pic:pic>
-              </a:graphicData>
-            </a:graphic>
-          </wp:inline>
-        </w:drawing>
-      </w:r>
-    </w:p>
-    <w:p/>
-    <w:p>
-      <w:r>
         <w:rPr>
           <w:noProof/>
         </w:rPr>
@@ -1174,7 +1086,7 @@
                     <pic:cNvPicPr/>
                   </pic:nvPicPr>
                   <pic:blipFill>
-                    <a:blip r:embed="rId23"/>
+                    <a:blip r:embed="rId22"/>
                     <a:stretch>
                       <a:fillRect/>
                     </a:stretch>
@@ -1256,145 +1168,11 @@
     </w:p>
     <w:p/>
     <w:p/>
-    <w:p/>
     <w:p>
       <w:r>
         <w:rPr>
           <w:noProof/>
         </w:rPr>
-        <w:drawing>
-          <wp:inline distT="0" distB="0" distL="0" distR="0" wp14:anchorId="1C3D334F" wp14:editId="30A99526">
-            <wp:extent cx="5274310" cy="2834640"/>
-            <wp:effectExtent l="0" t="0" r="2540" b="3810"/>
-            <wp:docPr id="1229304620" name="Picture 1"/>
-            <wp:cNvGraphicFramePr>
-              <a:graphicFrameLocks xmlns:a="http://schemas.openxmlformats.org/drawingml/2006/main" noChangeAspect="1"/>
-            </wp:cNvGraphicFramePr>
-            <a:graphic xmlns:a="http://schemas.openxmlformats.org/drawingml/2006/main">
-              <a:graphicData uri="http://schemas.openxmlformats.org/drawingml/2006/picture">
-                <pic:pic xmlns:pic="http://schemas.openxmlformats.org/drawingml/2006/picture">
-                  <pic:nvPicPr>
-                    <pic:cNvPr id="1229304620" name=""/>
-                    <pic:cNvPicPr/>
-                  </pic:nvPicPr>
-                  <pic:blipFill>
-                    <a:blip r:embed="rId24"/>
-                    <a:stretch>
-                      <a:fillRect/>
-                    </a:stretch>
-                  </pic:blipFill>
-                  <pic:spPr>
-                    <a:xfrm>
-                      <a:off x="0" y="0"/>
-                      <a:ext cx="5274310" cy="2834640"/>
-                    </a:xfrm>
-                    <a:prstGeom prst="rect">
-                      <a:avLst/>
-                    </a:prstGeom>
-                  </pic:spPr>
-                </pic:pic>
-              </a:graphicData>
-            </a:graphic>
-          </wp:inline>
-        </w:drawing>
-      </w:r>
-    </w:p>
-    <w:p/>
-    <w:p>
-      <w:r>
-        <w:t xml:space="preserve">Patient information </w:t>
-      </w:r>
-      <w:r>
-        <w:t>revision (</w:t>
-      </w:r>
-      <w:r>
-        <w:t>identical to PDA)</w:t>
-      </w:r>
-    </w:p>
-    <w:p>
-      <w:r>
-        <w:t>Paki-gaya ang format ng PDA para sa Patient Information Record or Dental/Medical History</w:t>
-      </w:r>
-    </w:p>
-    <w:p>
-      <w:r>
-        <w:t xml:space="preserve">na </w:t>
-      </w:r>
-      <w:proofErr w:type="spellStart"/>
-      <w:r>
-        <w:t>kasabay</w:t>
-      </w:r>
-      <w:proofErr w:type="spellEnd"/>
-      <w:r>
-        <w:t xml:space="preserve"> na </w:t>
-      </w:r>
-      <w:proofErr w:type="spellStart"/>
-      <w:r>
-        <w:t>ise</w:t>
-      </w:r>
-      <w:proofErr w:type="spellEnd"/>
-      <w:r>
-        <w:t>-send na namin ng file na ‘to.</w:t>
-      </w:r>
-    </w:p>
-    <w:p>
-      <w:pPr>
-        <w:tabs>
-          <w:tab w:val="left" w:pos="1890"/>
-        </w:tabs>
-      </w:pPr>
-    </w:p>
-    <w:p/>
-    <w:p>
-      <w:r>
-        <w:rPr>
-          <w:noProof/>
-        </w:rPr>
-        <w:lastRenderedPageBreak/>
-        <w:drawing>
-          <wp:inline distT="0" distB="0" distL="0" distR="0" wp14:anchorId="7C77B0B8" wp14:editId="6778F5F3">
-            <wp:extent cx="5274310" cy="6681470"/>
-            <wp:effectExtent l="0" t="0" r="2540" b="5080"/>
-            <wp:docPr id="458467210" name="Picture 1"/>
-            <wp:cNvGraphicFramePr>
-              <a:graphicFrameLocks xmlns:a="http://schemas.openxmlformats.org/drawingml/2006/main" noChangeAspect="1"/>
-            </wp:cNvGraphicFramePr>
-            <a:graphic xmlns:a="http://schemas.openxmlformats.org/drawingml/2006/main">
-              <a:graphicData uri="http://schemas.openxmlformats.org/drawingml/2006/picture">
-                <pic:pic xmlns:pic="http://schemas.openxmlformats.org/drawingml/2006/picture">
-                  <pic:nvPicPr>
-                    <pic:cNvPr id="458467210" name=""/>
-                    <pic:cNvPicPr/>
-                  </pic:nvPicPr>
-                  <pic:blipFill>
-                    <a:blip r:embed="rId25"/>
-                    <a:stretch>
-                      <a:fillRect/>
-                    </a:stretch>
-                  </pic:blipFill>
-                  <pic:spPr>
-                    <a:xfrm>
-                      <a:off x="0" y="0"/>
-                      <a:ext cx="5274310" cy="6681470"/>
-                    </a:xfrm>
-                    <a:prstGeom prst="rect">
-                      <a:avLst/>
-                    </a:prstGeom>
-                  </pic:spPr>
-                </pic:pic>
-              </a:graphicData>
-            </a:graphic>
-          </wp:inline>
-        </w:drawing>
-      </w:r>
-    </w:p>
-    <w:p/>
-    <w:p>
-      <w:r>
-        <w:rPr>
-          <w:noProof/>
-        </w:rPr>
-        <w:lastRenderedPageBreak/>
         <w:drawing>
           <wp:inline distT="0" distB="0" distL="0" distR="0" wp14:anchorId="55AB08DD" wp14:editId="767EB727">
             <wp:extent cx="5274310" cy="2734310"/>
@@ -1411,7 +1189,7 @@
                     <pic:cNvPicPr/>
                   </pic:nvPicPr>
                   <pic:blipFill>
-                    <a:blip r:embed="rId26"/>
+                    <a:blip r:embed="rId23"/>
                     <a:stretch>
                       <a:fillRect/>
                     </a:stretch>
@@ -1462,8 +1240,8 @@
       </w:pPr>
     </w:p>
     <w:sectPr>
-      <w:headerReference w:type="default" r:id="rId27"/>
-      <w:footerReference w:type="default" r:id="rId28"/>
+      <w:headerReference w:type="default" r:id="rId24"/>
+      <w:footerReference w:type="default" r:id="rId25"/>
       <w:pgSz w:w="11906" w:h="16838"/>
       <w:pgMar w:top="1440" w:right="1800" w:bottom="1440" w:left="1800" w:header="720" w:footer="720" w:gutter="0"/>
       <w:cols w:space="720"/>
